--- a/_inbox/PDI/09-lideranca-mentoria-codereview/atividade-3/7-apresentacao/pdi-lideranca-mentoria-codereview-a3.docx
+++ b/_inbox/PDI/09-lideranca-mentoria-codereview/atividade-3/7-apresentacao/pdi-lideranca-mentoria-codereview-a3.docx
@@ -24,7 +24,7 @@
           <w:b/>
           <w:sz w:val="46"/>
         </w:rPr>
-        <w:t>Delegacao e Feedback: Matriz de Delegacao e Feedback SBI</w:t>
+        <w:t>Delegação e Feedback: Matriz de Delegação e Feedback SBI</w:t>
       </w:r>
     </w:p>
     <w:p>
@@ -36,7 +36,7 @@
           <w:color w:val="6B7A8A"/>
           <w:sz w:val="24"/>
         </w:rPr>
-        <w:t>Documento Tecnico de PDI</w:t>
+        <w:t>Documento Técnico de PDI</w:t>
       </w:r>
     </w:p>
     <w:p>
@@ -56,7 +56,7 @@
           <w:color w:val="495560"/>
           <w:sz w:val="22"/>
         </w:rPr>
-        <w:t>Unidade: FV Marketing / V4 Company - Automacao &amp; Infraestrutura</w:t>
+        <w:t>Unidade: FV Marketing / V4 Company - Automação &amp; Infraestrutura</w:t>
         <w:br/>
       </w:r>
       <w:r>
@@ -72,7 +72,7 @@
           <w:color w:val="495560"/>
           <w:sz w:val="22"/>
         </w:rPr>
-        <w:t>Area: Automacao &amp; Infraestrutura</w:t>
+        <w:t>Área: Automação &amp; Infraestrutura</w:t>
         <w:br/>
       </w:r>
       <w:r>
@@ -102,12 +102,12 @@
     </w:p>
     <w:p>
       <w:r>
-        <w:t>O lider centraliza por medo: delega a tarefa, segura a autoridade e refaz no final. O liderado ou espera ordem para tudo ou decide alem da conta.</w:t>
+        <w:t>O líder centraliza por medo: delega a tarefa, segura a autoridade e refaz no final. O liderado ou espera ordem para tudo ou decide além da conta.</w:t>
       </w:r>
     </w:p>
     <w:p>
       <w:r>
-        <w:t>Feedback some por meses e explode generico, sem exemplo e sem pedido. Sem fato e sem saida, gera defesa, nao mudanca.</w:t>
+        <w:t>Feedback some por meses e explode genérico, sem exemplo e sem pedido. Sem fato e sem saída, gera defesa, não mudança.</w:t>
       </w:r>
     </w:p>
     <w:p>
@@ -118,12 +118,12 @@
         <w:rPr>
           <w:color w:val="8B1E1E"/>
         </w:rPr>
-        <w:t>2. Diagnostico</w:t>
+        <w:t>2. Diagnóstico</w:t>
       </w:r>
     </w:p>
     <w:p>
       <w:r>
-        <w:t>So 15% das tarefas delegadas tem criterio escrito, 2 SBIs por mes no time, 40% de retrabalho do lider e 25h semanais do lider em execucao. Causa raiz: delegacao binaria sem nivel e feedback sem metodo.</w:t>
+        <w:t>Só 15% das tarefas delegadas tem critério escrito, 2 SBIs por mês no time, 40% de retrabalho do líder e 25h semanais do líder em execução. Causa raiz: delegação binária sem nível e feedback sem método.</w:t>
       </w:r>
     </w:p>
     <w:tbl>
@@ -165,7 +165,7 @@
           </w:tcPr>
           <w:p>
             <w:r>
-              <w:t>Delegadas com criterio</w:t>
+              <w:t>Delegadas com critério</w:t>
             </w:r>
           </w:p>
         </w:tc>
@@ -187,7 +187,7 @@
           </w:tcPr>
           <w:p>
             <w:r>
-              <w:t>SBIs por mes</w:t>
+              <w:t>SBIs por mês</w:t>
             </w:r>
           </w:p>
         </w:tc>
@@ -209,7 +209,7 @@
           </w:tcPr>
           <w:p>
             <w:r>
-              <w:t>Retrabalho do lider</w:t>
+              <w:t>Retrabalho do líder</w:t>
             </w:r>
           </w:p>
         </w:tc>
@@ -231,7 +231,7 @@
           </w:tcPr>
           <w:p>
             <w:r>
-              <w:t>Horas operacionais do lider</w:t>
+              <w:t>Horas operacionais do líder</w:t>
             </w:r>
           </w:p>
         </w:tc>
@@ -255,12 +255,12 @@
         <w:rPr>
           <w:color w:val="8B1E1E"/>
         </w:rPr>
-        <w:t>3. Solucao</w:t>
+        <w:t>3. Solução</w:t>
       </w:r>
     </w:p>
     <w:p>
       <w:r>
-        <w:t>Matriz de 5 niveis, checklist de pacote delegavel, regra do indelegavel e roteiro SBI com exemplos prontos e controle mensal de proporcao reforco/correcao.</w:t>
+        <w:t>Matriz de 5 níveis, checklist de pacote delegável, regra do indelegável e roteiro SBI com exemplos prontos e controle mensal de proporção reforco/correcao.</w:t>
       </w:r>
     </w:p>
     <w:p>
@@ -268,7 +268,7 @@
         <w:pStyle w:val="ListBullet"/>
       </w:pPr>
       <w:r>
-        <w:t>STD-01: niveis, progressao, indelegavel, erros classicos</w:t>
+        <w:t>STD-01: níveis, progressão, indelegável, erros clássicos</w:t>
       </w:r>
     </w:p>
     <w:p>
@@ -319,7 +319,7 @@
         <w:pStyle w:val="ListNumber"/>
       </w:pPr>
       <w:r>
-        <w:t>Escrever resultado, restricoes, nivel, checkpoint e pronto</w:t>
+        <w:t>Escrever resultado, restrições, nível, checkpoint e pronto</w:t>
       </w:r>
     </w:p>
     <w:p>
@@ -327,7 +327,7 @@
         <w:pStyle w:val="ListNumber"/>
       </w:pPr>
       <w:r>
-        <w:t>Executar sem interferencia ate o checkpoint</w:t>
+        <w:t>Executar sem interferência até o checkpoint</w:t>
       </w:r>
     </w:p>
     <w:p>
@@ -335,7 +335,7 @@
         <w:pStyle w:val="ListNumber"/>
       </w:pPr>
       <w:r>
-        <w:t>Feedback SBI em ate 48h, 1 reforco para cada correcao</w:t>
+        <w:t>Feedback SBI em até 48h, 1 reforco para cada correção</w:t>
       </w:r>
     </w:p>
     <w:p>
@@ -343,7 +343,7 @@
         <w:pStyle w:val="ListNumber"/>
       </w:pPr>
       <w:r>
-        <w:t>Revisar o nivel a cada ciclo</w:t>
+        <w:t>Revisar o nível a cada ciclo</w:t>
       </w:r>
     </w:p>
     <w:p>
@@ -384,7 +384,7 @@
           </w:tcPr>
           <w:p>
             <w:r>
-              <w:t>Conteudo</w:t>
+              <w:t>Conteúdo</w:t>
             </w:r>
           </w:p>
         </w:tc>
@@ -406,7 +406,7 @@
           </w:tcPr>
           <w:p>
             <w:r>
-              <w:t>Niveis e progressao</w:t>
+              <w:t>Níveis e progressão</w:t>
             </w:r>
           </w:p>
         </w:tc>
@@ -486,7 +486,7 @@
         <w:rPr>
           <w:color w:val="8B1E1E"/>
         </w:rPr>
-        <w:t>6. Metricas de sucesso</w:t>
+        <w:t>6. Métricas de sucesso</w:t>
       </w:r>
     </w:p>
     <w:tbl>
@@ -507,7 +507,7 @@
           </w:tcPr>
           <w:p>
             <w:r>
-              <w:t>Metrica</w:t>
+              <w:t>Métrica</w:t>
             </w:r>
           </w:p>
         </w:tc>
@@ -539,7 +539,7 @@
           </w:tcPr>
           <w:p>
             <w:r>
-              <w:t>Delegadas com criterio</w:t>
+              <w:t>Delegadas com critério</w:t>
             </w:r>
           </w:p>
         </w:tc>
@@ -571,7 +571,7 @@
           </w:tcPr>
           <w:p>
             <w:r>
-              <w:t>SBIs por mes</w:t>
+              <w:t>SBIs por mês</w:t>
             </w:r>
           </w:p>
         </w:tc>
@@ -603,7 +603,7 @@
           </w:tcPr>
           <w:p>
             <w:r>
-              <w:t>Retrabalho do lider</w:t>
+              <w:t>Retrabalho do líder</w:t>
             </w:r>
           </w:p>
         </w:tc>
@@ -663,7 +663,7 @@
     </w:tbl>
     <w:p>
       <w:r>
-        <w:t>Metas marcadas como (meta) por serem projetadas, nao medidas. Revisao de niveis ao fim do mes.</w:t>
+        <w:t>Metas marcadas como (meta) por serem projetadas, não medidas. Revisão de níveis ao fim do mês.</w:t>
       </w:r>
     </w:p>
     <w:sectPr>
